--- a/examples/clustering/doc/04-model-selection-tuning.docx
+++ b/examples/clustering/doc/04-model-selection-tuning.docx
@@ -25,12 +25,18 @@
         <w:t xml:space="preserve">clu_tune</w:t>
       </w:r>
       <w:r>
-        <w:t xml:space="preserve">: selects hyperparameters for a clustering method. In this example, it chooses</w:t>
+        <w:t xml:space="preserve">: selects hyperparameters for a clustering method.</w:t>
       </w:r>
       <w:r>
         <w:t xml:space="preserve"> </w:t>
       </w:r>
       <w:r>
+        <w:t xml:space="preserve">- In this example, it chooses</w:t>
+      </w:r>
+      <w:r>
+        <w:t xml:space="preserve"> </w:t>
+      </w:r>
+      <w:r>
         <w:rPr>
           <w:rStyle w:val="VerbatimChar"/>
         </w:rPr>
@@ -55,7 +61,7 @@
         <w:t xml:space="preserve"> </w:t>
       </w:r>
       <w:r>
-        <w:t xml:space="preserve">over a range.</w:t>
+        <w:t xml:space="preserve">over a range, using the metric and selector configured in the base model.</w:t>
       </w:r>
     </w:p>
     <w:p>
@@ -64,6 +70,45 @@
       </w:pPr>
       <w:r>
         <w:rPr>
+          <w:rStyle w:val="FunctionTok"/>
+        </w:rPr>
+        <w:t xml:space="preserve">source</w:t>
+      </w:r>
+      <w:r>
+        <w:rPr>
+          <w:rStyle w:val="NormalTok"/>
+        </w:rPr>
+        <w:t xml:space="preserve">(</w:t>
+      </w:r>
+      <w:r>
+        <w:rPr>
+          <w:rStyle w:val="FunctionTok"/>
+        </w:rPr>
+        <w:t xml:space="preserve">url</w:t>
+      </w:r>
+      <w:r>
+        <w:rPr>
+          <w:rStyle w:val="NormalTok"/>
+        </w:rPr>
+        <w:t xml:space="preserve">(</w:t>
+      </w:r>
+      <w:r>
+        <w:rPr>
+          <w:rStyle w:val="StringTok"/>
+        </w:rPr>
+        <w:t xml:space="preserve">"https://raw.githubusercontent.com/cefet-rj-dal/daltoolbox/main/examples/seed.R"</w:t>
+      </w:r>
+      <w:r>
+        <w:rPr>
+          <w:rStyle w:val="NormalTok"/>
+        </w:rPr>
+        <w:t xml:space="preserve">))</w:t>
+      </w:r>
+      <w:r>
+        <w:br/>
+      </w:r>
+      <w:r>
+        <w:rPr>
           <w:rStyle w:val="CommentTok"/>
         </w:rPr>
         <w:t xml:space="preserve"># Clustering - Tune Kmeans</w:t>
@@ -164,7 +209,22 @@
         <w:pStyle w:val="FirstParagraph"/>
       </w:pPr>
       <w:r>
-        <w:t xml:space="preserve">Fit the model with a search over k=1..10 and extract the best k.</w:t>
+        <w:t xml:space="preserve">Fit the model with a search over</w:t>
+      </w:r>
+      <w:r>
+        <w:t xml:space="preserve"> </w:t>
+      </w:r>
+      <w:r>
+        <w:rPr>
+          <w:rStyle w:val="VerbatimChar"/>
+        </w:rPr>
+        <w:t xml:space="preserve">k = 2..10</w:t>
+      </w:r>
+      <w:r>
+        <w:t xml:space="preserve"> </w:t>
+      </w:r>
+      <w:r>
+        <w:t xml:space="preserve">and extract the best k.</w:t>
       </w:r>
     </w:p>
     <w:p>
@@ -184,6 +244,315 @@
         <w:rPr>
           <w:rStyle w:val="NormalTok"/>
         </w:rPr>
+        <w:t xml:space="preserve">base_model </w:t>
+      </w:r>
+      <w:r>
+        <w:rPr>
+          <w:rStyle w:val="OtherTok"/>
+        </w:rPr>
+        <w:t xml:space="preserve">&lt;-</w:t>
+      </w:r>
+      <w:r>
+        <w:rPr>
+          <w:rStyle w:val="NormalTok"/>
+        </w:rPr>
+        <w:t xml:space="preserve"> </w:t>
+      </w:r>
+      <w:r>
+        <w:rPr>
+          <w:rStyle w:val="FunctionTok"/>
+        </w:rPr>
+        <w:t xml:space="preserve">cluster_kmeans</w:t>
+      </w:r>
+      <w:r>
+        <w:rPr>
+          <w:rStyle w:val="NormalTok"/>
+        </w:rPr>
+        <w:t xml:space="preserve">(</w:t>
+      </w:r>
+      <w:r>
+        <w:rPr>
+          <w:rStyle w:val="AttributeTok"/>
+        </w:rPr>
+        <w:t xml:space="preserve">k =</w:t>
+      </w:r>
+      <w:r>
+        <w:rPr>
+          <w:rStyle w:val="NormalTok"/>
+        </w:rPr>
+        <w:t xml:space="preserve"> </w:t>
+      </w:r>
+      <w:r>
+        <w:rPr>
+          <w:rStyle w:val="DecValTok"/>
+        </w:rPr>
+        <w:t xml:space="preserve">2</w:t>
+      </w:r>
+      <w:r>
+        <w:rPr>
+          <w:rStyle w:val="NormalTok"/>
+        </w:rPr>
+        <w:t xml:space="preserve">)</w:t>
+      </w:r>
+      <w:r>
+        <w:br/>
+      </w:r>
+      <w:r>
+        <w:rPr>
+          <w:rStyle w:val="NormalTok"/>
+        </w:rPr>
+        <w:t xml:space="preserve">base_model</w:t>
+      </w:r>
+      <w:r>
+        <w:rPr>
+          <w:rStyle w:val="SpecialCharTok"/>
+        </w:rPr>
+        <w:t xml:space="preserve">$</w:t>
+      </w:r>
+      <w:r>
+        <w:rPr>
+          <w:rStyle w:val="NormalTok"/>
+        </w:rPr>
+        <w:t xml:space="preserve">metric </w:t>
+      </w:r>
+      <w:r>
+        <w:rPr>
+          <w:rStyle w:val="OtherTok"/>
+        </w:rPr>
+        <w:t xml:space="preserve">&lt;-</w:t>
+      </w:r>
+      <w:r>
+        <w:rPr>
+          <w:rStyle w:val="NormalTok"/>
+        </w:rPr>
+        <w:t xml:space="preserve"> base_model</w:t>
+      </w:r>
+      <w:r>
+        <w:rPr>
+          <w:rStyle w:val="SpecialCharTok"/>
+        </w:rPr>
+        <w:t xml:space="preserve">$</w:t>
+      </w:r>
+      <w:r>
+        <w:rPr>
+          <w:rStyle w:val="NormalTok"/>
+        </w:rPr>
+        <w:t xml:space="preserve">clu_utils</w:t>
+      </w:r>
+      <w:r>
+        <w:rPr>
+          <w:rStyle w:val="SpecialCharTok"/>
+        </w:rPr>
+        <w:t xml:space="preserve">$</w:t>
+      </w:r>
+      <w:r>
+        <w:rPr>
+          <w:rStyle w:val="NormalTok"/>
+        </w:rPr>
+        <w:t xml:space="preserve">metric_silhouette</w:t>
+      </w:r>
+      <w:r>
+        <w:br/>
+      </w:r>
+      <w:r>
+        <w:rPr>
+          <w:rStyle w:val="NormalTok"/>
+        </w:rPr>
+        <w:t xml:space="preserve">base_model</w:t>
+      </w:r>
+      <w:r>
+        <w:rPr>
+          <w:rStyle w:val="SpecialCharTok"/>
+        </w:rPr>
+        <w:t xml:space="preserve">$</w:t>
+      </w:r>
+      <w:r>
+        <w:rPr>
+          <w:rStyle w:val="NormalTok"/>
+        </w:rPr>
+        <w:t xml:space="preserve">selector </w:t>
+      </w:r>
+      <w:r>
+        <w:rPr>
+          <w:rStyle w:val="OtherTok"/>
+        </w:rPr>
+        <w:t xml:space="preserve">&lt;-</w:t>
+      </w:r>
+      <w:r>
+        <w:rPr>
+          <w:rStyle w:val="NormalTok"/>
+        </w:rPr>
+        <w:t xml:space="preserve"> base_model</w:t>
+      </w:r>
+      <w:r>
+        <w:rPr>
+          <w:rStyle w:val="SpecialCharTok"/>
+        </w:rPr>
+        <w:t xml:space="preserve">$</w:t>
+      </w:r>
+      <w:r>
+        <w:rPr>
+          <w:rStyle w:val="NormalTok"/>
+        </w:rPr>
+        <w:t xml:space="preserve">clu_utils</w:t>
+      </w:r>
+      <w:r>
+        <w:rPr>
+          <w:rStyle w:val="SpecialCharTok"/>
+        </w:rPr>
+        <w:t xml:space="preserve">$</w:t>
+      </w:r>
+      <w:r>
+        <w:rPr>
+          <w:rStyle w:val="NormalTok"/>
+        </w:rPr>
+        <w:t xml:space="preserve">selector_best</w:t>
+      </w:r>
+      <w:r>
+        <w:br/>
+      </w:r>
+      <w:r>
+        <w:rPr>
+          <w:rStyle w:val="NormalTok"/>
+        </w:rPr>
+        <w:t xml:space="preserve">base_model</w:t>
+      </w:r>
+      <w:r>
+        <w:rPr>
+          <w:rStyle w:val="SpecialCharTok"/>
+        </w:rPr>
+        <w:t xml:space="preserve">$</w:t>
+      </w:r>
+      <w:r>
+        <w:rPr>
+          <w:rStyle w:val="NormalTok"/>
+        </w:rPr>
+        <w:t xml:space="preserve">eval_internal </w:t>
+      </w:r>
+      <w:r>
+        <w:rPr>
+          <w:rStyle w:val="OtherTok"/>
+        </w:rPr>
+        <w:t xml:space="preserve">&lt;-</w:t>
+      </w:r>
+      <w:r>
+        <w:rPr>
+          <w:rStyle w:val="NormalTok"/>
+        </w:rPr>
+        <w:t xml:space="preserve"> </w:t>
+      </w:r>
+      <w:r>
+        <w:rPr>
+          <w:rStyle w:val="FunctionTok"/>
+        </w:rPr>
+        <w:t xml:space="preserve">list</w:t>
+      </w:r>
+      <w:r>
+        <w:rPr>
+          <w:rStyle w:val="NormalTok"/>
+        </w:rPr>
+        <w:t xml:space="preserve">(base_model</w:t>
+      </w:r>
+      <w:r>
+        <w:rPr>
+          <w:rStyle w:val="SpecialCharTok"/>
+        </w:rPr>
+        <w:t xml:space="preserve">$</w:t>
+      </w:r>
+      <w:r>
+        <w:rPr>
+          <w:rStyle w:val="NormalTok"/>
+        </w:rPr>
+        <w:t xml:space="preserve">clu_utils</w:t>
+      </w:r>
+      <w:r>
+        <w:rPr>
+          <w:rStyle w:val="SpecialCharTok"/>
+        </w:rPr>
+        <w:t xml:space="preserve">$</w:t>
+      </w:r>
+      <w:r>
+        <w:rPr>
+          <w:rStyle w:val="NormalTok"/>
+        </w:rPr>
+        <w:t xml:space="preserve">metric_silhouette)</w:t>
+      </w:r>
+      <w:r>
+        <w:br/>
+      </w:r>
+      <w:r>
+        <w:rPr>
+          <w:rStyle w:val="NormalTok"/>
+        </w:rPr>
+        <w:t xml:space="preserve">base_model</w:t>
+      </w:r>
+      <w:r>
+        <w:rPr>
+          <w:rStyle w:val="SpecialCharTok"/>
+        </w:rPr>
+        <w:t xml:space="preserve">$</w:t>
+      </w:r>
+      <w:r>
+        <w:rPr>
+          <w:rStyle w:val="NormalTok"/>
+        </w:rPr>
+        <w:t xml:space="preserve">eval_external </w:t>
+      </w:r>
+      <w:r>
+        <w:rPr>
+          <w:rStyle w:val="OtherTok"/>
+        </w:rPr>
+        <w:t xml:space="preserve">&lt;-</w:t>
+      </w:r>
+      <w:r>
+        <w:rPr>
+          <w:rStyle w:val="NormalTok"/>
+        </w:rPr>
+        <w:t xml:space="preserve"> </w:t>
+      </w:r>
+      <w:r>
+        <w:rPr>
+          <w:rStyle w:val="FunctionTok"/>
+        </w:rPr>
+        <w:t xml:space="preserve">list</w:t>
+      </w:r>
+      <w:r>
+        <w:rPr>
+          <w:rStyle w:val="NormalTok"/>
+        </w:rPr>
+        <w:t xml:space="preserve">(base_model</w:t>
+      </w:r>
+      <w:r>
+        <w:rPr>
+          <w:rStyle w:val="SpecialCharTok"/>
+        </w:rPr>
+        <w:t xml:space="preserve">$</w:t>
+      </w:r>
+      <w:r>
+        <w:rPr>
+          <w:rStyle w:val="NormalTok"/>
+        </w:rPr>
+        <w:t xml:space="preserve">clu_utils</w:t>
+      </w:r>
+      <w:r>
+        <w:rPr>
+          <w:rStyle w:val="SpecialCharTok"/>
+        </w:rPr>
+        <w:t xml:space="preserve">$</w:t>
+      </w:r>
+      <w:r>
+        <w:rPr>
+          <w:rStyle w:val="NormalTok"/>
+        </w:rPr>
+        <w:t xml:space="preserve">metric_entropy)</w:t>
+      </w:r>
+      <w:r>
+        <w:br/>
+      </w:r>
+      <w:r>
+        <w:rPr>
+          <w:rStyle w:val="NormalTok"/>
+        </w:rPr>
         <w:t xml:space="preserve">model </w:t>
       </w:r>
       <w:r>
@@ -208,103 +577,82 @@
         <w:rPr>
           <w:rStyle w:val="NormalTok"/>
         </w:rPr>
+        <w:t xml:space="preserve">(base_model, </w:t>
+      </w:r>
+      <w:r>
+        <w:rPr>
+          <w:rStyle w:val="AttributeTok"/>
+        </w:rPr>
+        <w:t xml:space="preserve">ranges =</w:t>
+      </w:r>
+      <w:r>
+        <w:rPr>
+          <w:rStyle w:val="NormalTok"/>
+        </w:rPr>
+        <w:t xml:space="preserve"> </w:t>
+      </w:r>
+      <w:r>
+        <w:rPr>
+          <w:rStyle w:val="FunctionTok"/>
+        </w:rPr>
+        <w:t xml:space="preserve">list</w:t>
+      </w:r>
+      <w:r>
+        <w:rPr>
+          <w:rStyle w:val="NormalTok"/>
+        </w:rPr>
         <w:t xml:space="preserve">(</w:t>
       </w:r>
       <w:r>
         <w:rPr>
+          <w:rStyle w:val="AttributeTok"/>
+        </w:rPr>
+        <w:t xml:space="preserve">k =</w:t>
+      </w:r>
+      <w:r>
+        <w:rPr>
+          <w:rStyle w:val="NormalTok"/>
+        </w:rPr>
+        <w:t xml:space="preserve"> </w:t>
+      </w:r>
+      <w:r>
+        <w:rPr>
+          <w:rStyle w:val="DecValTok"/>
+        </w:rPr>
+        <w:t xml:space="preserve">2</w:t>
+      </w:r>
+      <w:r>
+        <w:rPr>
+          <w:rStyle w:val="SpecialCharTok"/>
+        </w:rPr>
+        <w:t xml:space="preserve">:</w:t>
+      </w:r>
+      <w:r>
+        <w:rPr>
+          <w:rStyle w:val="DecValTok"/>
+        </w:rPr>
+        <w:t xml:space="preserve">10</w:t>
+      </w:r>
+      <w:r>
+        <w:rPr>
+          <w:rStyle w:val="NormalTok"/>
+        </w:rPr>
+        <w:t xml:space="preserve">))</w:t>
+      </w:r>
+      <w:r>
+        <w:br/>
+      </w:r>
+      <w:r>
+        <w:rPr>
           <w:rStyle w:val="FunctionTok"/>
         </w:rPr>
-        <w:t xml:space="preserve">cluster_kmeans</w:t>
-      </w:r>
-      <w:r>
-        <w:rPr>
-          <w:rStyle w:val="NormalTok"/>
-        </w:rPr>
-        <w:t xml:space="preserve">(</w:t>
-      </w:r>
-      <w:r>
-        <w:rPr>
-          <w:rStyle w:val="AttributeTok"/>
-        </w:rPr>
-        <w:t xml:space="preserve">k =</w:t>
-      </w:r>
-      <w:r>
-        <w:rPr>
-          <w:rStyle w:val="NormalTok"/>
-        </w:rPr>
-        <w:t xml:space="preserve"> </w:t>
-      </w:r>
-      <w:r>
-        <w:rPr>
-          <w:rStyle w:val="DecValTok"/>
-        </w:rPr>
-        <w:t xml:space="preserve">0</w:t>
-      </w:r>
-      <w:r>
-        <w:rPr>
-          <w:rStyle w:val="NormalTok"/>
-        </w:rPr>
-        <w:t xml:space="preserve">),  </w:t>
-      </w:r>
-      <w:r>
-        <w:rPr>
-          <w:rStyle w:val="AttributeTok"/>
-        </w:rPr>
-        <w:t xml:space="preserve">ranges =</w:t>
-      </w:r>
-      <w:r>
-        <w:rPr>
-          <w:rStyle w:val="NormalTok"/>
-        </w:rPr>
-        <w:t xml:space="preserve"> </w:t>
-      </w:r>
-      <w:r>
-        <w:rPr>
-          <w:rStyle w:val="FunctionTok"/>
-        </w:rPr>
-        <w:t xml:space="preserve">list</w:t>
-      </w:r>
-      <w:r>
-        <w:rPr>
-          <w:rStyle w:val="NormalTok"/>
-        </w:rPr>
-        <w:t xml:space="preserve">(</w:t>
-      </w:r>
-      <w:r>
-        <w:rPr>
-          <w:rStyle w:val="AttributeTok"/>
-        </w:rPr>
-        <w:t xml:space="preserve">k =</w:t>
-      </w:r>
-      <w:r>
-        <w:rPr>
-          <w:rStyle w:val="NormalTok"/>
-        </w:rPr>
-        <w:t xml:space="preserve"> </w:t>
-      </w:r>
-      <w:r>
-        <w:rPr>
-          <w:rStyle w:val="DecValTok"/>
-        </w:rPr>
-        <w:t xml:space="preserve">1</w:t>
-      </w:r>
-      <w:r>
-        <w:rPr>
-          <w:rStyle w:val="SpecialCharTok"/>
-        </w:rPr>
-        <w:t xml:space="preserve">:</w:t>
-      </w:r>
-      <w:r>
-        <w:rPr>
-          <w:rStyle w:val="DecValTok"/>
-        </w:rPr>
-        <w:t xml:space="preserve">10</w:t>
-      </w:r>
-      <w:r>
-        <w:rPr>
-          <w:rStyle w:val="NormalTok"/>
-        </w:rPr>
-        <w:t xml:space="preserve">))</w:t>
+        <w:t xml:space="preserve">set_example_seed</w:t>
+      </w:r>
+      <w:r>
+        <w:rPr>
+          <w:rStyle w:val="NormalTok"/>
+        </w:rPr>
+        <w:t xml:space="preserve">()</w:t>
       </w:r>
       <w:r>
         <w:br/>
@@ -393,7 +741,7 @@
         <w:rPr>
           <w:rStyle w:val="VerbatimChar"/>
         </w:rPr>
-        <w:t xml:space="preserve">## [1] 9</w:t>
+        <w:t xml:space="preserve">## [1] 2</w:t>
       </w:r>
     </w:p>
     <w:p>
@@ -504,16 +852,16 @@
         <w:rPr>
           <w:rStyle w:val="VerbatimChar"/>
         </w:rPr>
-        <w:t xml:space="preserve">##  1  2  3  4  5  6  7  8  9 </w:t>
-      </w:r>
-      <w:r>
-        <w:br/>
-      </w:r>
-      <w:r>
-        <w:rPr>
-          <w:rStyle w:val="VerbatimChar"/>
-        </w:rPr>
-        <w:t xml:space="preserve">## 12  9 50 12 20  4 17 14 12</w:t>
+        <w:t xml:space="preserve">##  1  2 </w:t>
+      </w:r>
+      <w:r>
+        <w:br/>
+      </w:r>
+      <w:r>
+        <w:rPr>
+          <w:rStyle w:val="VerbatimChar"/>
+        </w:rPr>
+        <w:t xml:space="preserve">## 97 53</w:t>
       </w:r>
     </w:p>
     <w:p>
@@ -521,19 +869,7 @@
         <w:pStyle w:val="FirstParagraph"/>
       </w:pPr>
       <w:r>
-        <w:t xml:space="preserve">External evaluation with</w:t>
-      </w:r>
-      <w:r>
-        <w:t xml:space="preserve"> </w:t>
-      </w:r>
-      <w:r>
-        <w:rPr>
-          <w:rStyle w:val="VerbatimChar"/>
-        </w:rPr>
-        <w:t xml:space="preserve">Species</w:t>
-      </w:r>
-      <w:r>
-        <w:t xml:space="preserve">.</w:t>
+        <w:t xml:space="preserve">Evaluate the tuned result internally and externally.</w:t>
       </w:r>
     </w:p>
     <w:p>
@@ -544,7 +880,7 @@
         <w:rPr>
           <w:rStyle w:val="CommentTok"/>
         </w:rPr>
-        <w:t xml:space="preserve"># external evaluation using ground truth labels</w:t>
+        <w:t xml:space="preserve"># internal and external evaluation</w:t>
       </w:r>
       <w:r>
         <w:br/>
@@ -618,106 +954,43 @@
         <w:rPr>
           <w:rStyle w:val="VerbatimChar"/>
         </w:rPr>
-        <w:t xml:space="preserve">## # A tibble: 9 × 4</w:t>
-      </w:r>
-      <w:r>
-        <w:br/>
-      </w:r>
-      <w:r>
-        <w:rPr>
-          <w:rStyle w:val="VerbatimChar"/>
-        </w:rPr>
-        <w:t xml:space="preserve">##   x        ce   qtd    ceg</w:t>
-      </w:r>
-      <w:r>
-        <w:br/>
-      </w:r>
-      <w:r>
-        <w:rPr>
-          <w:rStyle w:val="VerbatimChar"/>
-        </w:rPr>
-        <w:t xml:space="preserve">##   &lt;fct&gt; &lt;dbl&gt; &lt;int&gt;  &lt;dbl&gt;</w:t>
-      </w:r>
-      <w:r>
-        <w:br/>
-      </w:r>
-      <w:r>
-        <w:rPr>
-          <w:rStyle w:val="VerbatimChar"/>
-        </w:rPr>
-        <w:t xml:space="preserve">## 1 1     0        12 0     </w:t>
-      </w:r>
-      <w:r>
-        <w:br/>
-      </w:r>
-      <w:r>
-        <w:rPr>
-          <w:rStyle w:val="VerbatimChar"/>
-        </w:rPr>
-        <w:t xml:space="preserve">## 2 2     0         9 0     </w:t>
-      </w:r>
-      <w:r>
-        <w:br/>
-      </w:r>
-      <w:r>
-        <w:rPr>
-          <w:rStyle w:val="VerbatimChar"/>
-        </w:rPr>
-        <w:t xml:space="preserve">## 3 3     0        50 0     </w:t>
-      </w:r>
-      <w:r>
-        <w:br/>
-      </w:r>
-      <w:r>
-        <w:rPr>
-          <w:rStyle w:val="VerbatimChar"/>
-        </w:rPr>
-        <w:t xml:space="preserve">## 4 4     0        12 0     </w:t>
-      </w:r>
-      <w:r>
-        <w:br/>
-      </w:r>
-      <w:r>
-        <w:rPr>
-          <w:rStyle w:val="VerbatimChar"/>
-        </w:rPr>
-        <w:t xml:space="preserve">## 5 5     0.286    20 0.0382</w:t>
-      </w:r>
-      <w:r>
-        <w:br/>
-      </w:r>
-      <w:r>
-        <w:rPr>
-          <w:rStyle w:val="VerbatimChar"/>
-        </w:rPr>
-        <w:t xml:space="preserve">## 6 6     0         4 0     </w:t>
-      </w:r>
-      <w:r>
-        <w:br/>
-      </w:r>
-      <w:r>
-        <w:rPr>
-          <w:rStyle w:val="VerbatimChar"/>
-        </w:rPr>
-        <w:t xml:space="preserve">## 7 7     0.672    17 0.0762</w:t>
-      </w:r>
-      <w:r>
-        <w:br/>
-      </w:r>
-      <w:r>
-        <w:rPr>
-          <w:rStyle w:val="VerbatimChar"/>
-        </w:rPr>
-        <w:t xml:space="preserve">## 8 8     0        14 0     </w:t>
-      </w:r>
-      <w:r>
-        <w:br/>
-      </w:r>
-      <w:r>
-        <w:rPr>
-          <w:rStyle w:val="VerbatimChar"/>
-        </w:rPr>
-        <w:t xml:space="preserve">## 9 9     0        12 0     </w:t>
+        <w:t xml:space="preserve">## # A tibble: 2 × 4</w:t>
+      </w:r>
+      <w:r>
+        <w:br/>
+      </w:r>
+      <w:r>
+        <w:rPr>
+          <w:rStyle w:val="VerbatimChar"/>
+        </w:rPr>
+        <w:t xml:space="preserve">##   x        ce   qtd   ceg</w:t>
+      </w:r>
+      <w:r>
+        <w:br/>
+      </w:r>
+      <w:r>
+        <w:rPr>
+          <w:rStyle w:val="VerbatimChar"/>
+        </w:rPr>
+        <w:t xml:space="preserve">##   &lt;fct&gt; &lt;dbl&gt; &lt;int&gt; &lt;dbl&gt;</w:t>
+      </w:r>
+      <w:r>
+        <w:br/>
+      </w:r>
+      <w:r>
+        <w:rPr>
+          <w:rStyle w:val="VerbatimChar"/>
+        </w:rPr>
+        <w:t xml:space="preserve">## 1 1     0.999    97 0.646</w:t>
+      </w:r>
+      <w:r>
+        <w:br/>
+      </w:r>
+      <w:r>
+        <w:rPr>
+          <w:rStyle w:val="VerbatimChar"/>
+        </w:rPr>
+        <w:t xml:space="preserve">## 2 2     0.314    53 0.111</w:t>
       </w:r>
       <w:r>
         <w:br/>
@@ -744,7 +1017,7 @@
         <w:rPr>
           <w:rStyle w:val="VerbatimChar"/>
         </w:rPr>
-        <w:t xml:space="preserve">## [1] 0.1143797</w:t>
+        <w:t xml:space="preserve">## [1] 0.757101</w:t>
       </w:r>
       <w:r>
         <w:br/>
@@ -772,6 +1045,51 @@
           <w:rStyle w:val="VerbatimChar"/>
         </w:rPr>
         <w:t xml:space="preserve">## [1] 1.584963</w:t>
+      </w:r>
+      <w:r>
+        <w:br/>
+      </w:r>
+      <w:r>
+        <w:rPr>
+          <w:rStyle w:val="VerbatimChar"/>
+        </w:rPr>
+        <w:t xml:space="preserve">## </w:t>
+      </w:r>
+      <w:r>
+        <w:br/>
+      </w:r>
+      <w:r>
+        <w:rPr>
+          <w:rStyle w:val="VerbatimChar"/>
+        </w:rPr>
+        <w:t xml:space="preserve">## $metrics</w:t>
+      </w:r>
+      <w:r>
+        <w:br/>
+      </w:r>
+      <w:r>
+        <w:rPr>
+          <w:rStyle w:val="VerbatimChar"/>
+        </w:rPr>
+        <w:t xml:space="preserve">##       metric     value     goal     type</w:t>
+      </w:r>
+      <w:r>
+        <w:br/>
+      </w:r>
+      <w:r>
+        <w:rPr>
+          <w:rStyle w:val="VerbatimChar"/>
+        </w:rPr>
+        <w:t xml:space="preserve">## 1 silhouette 0.6810462 maximize internal</w:t>
+      </w:r>
+      <w:r>
+        <w:br/>
+      </w:r>
+      <w:r>
+        <w:rPr>
+          <w:rStyle w:val="VerbatimChar"/>
+        </w:rPr>
+        <w:t xml:space="preserve">## 2    entropy 0.7571010 minimize external</w:t>
       </w:r>
     </w:p>
     <w:p>
@@ -921,10 +1239,10 @@
   <w:docDefaults>
     <w:rPrDefault>
       <w:rPr>
-        <w:rFonts w:asciiTheme="minorHAnsi" w:cstheme="minorBidi" w:eastAsiaTheme="minorHAnsi" w:hAnsiTheme="minorHAnsi"/>
+        <w:rFonts w:asciiTheme="minorHAnsi" w:cstheme="minorBidi" w:eastAsiaTheme="minorEastAsia" w:hAnsiTheme="minorHAnsi"/>
         <w:sz w:val="24"/>
         <w:szCs w:val="24"/>
-        <w:lang w:bidi="ar-SA" w:eastAsia="en-US" w:val="en-US"/>
+        <w:lang w:bidi="ar-SA" w:eastAsia="zh-CN" w:val="en-US"/>
       </w:rPr>
     </w:rPrDefault>
     <w:pPrDefault>
@@ -1465,13 +1783,6 @@
       </w:tblCellMar>
     </w:tblPr>
     <w:tblStylePr w:type="firstRow">
-      <w:tblPr>
-        <w:jc w:val="left"/>
-        <w:tblInd w:type="dxa" w:w="0"/>
-      </w:tblPr>
-      <w:trPr>
-        <w:jc w:val="left"/>
-      </w:trPr>
       <w:tcPr>
         <w:tcBorders>
           <w:bottom w:val="single"/>
